--- a/Modelos/AP/FAURGS/Memorando_contratacao_fundacao_FAURGS.docx
+++ b/Modelos/AP/FAURGS/Memorando_contratacao_fundacao_FAURGS.docx
@@ -562,101 +562,33 @@
         <w:rPr>
           <w:color w:val="000000"/>
         </w:rPr>
-        <w:t xml:space="preserve">A </w:t>
-      </w:r>
-      <w:r>
-        <w:t xml:space="preserve">{{ </w:t>
-      </w:r>
-      <w:proofErr w:type="spellStart"/>
-      <w:r>
-        <w:t>sigla_fundacao</w:t>
-      </w:r>
-      <w:proofErr w:type="spellEnd"/>
-      <w:r>
-        <w:t xml:space="preserve"> }}</w:t>
-      </w:r>
+        <w:t>A FAURGS teve sua autorização renovada para atuar como Fundação de Apoio à UFSM pela Portaria Conjunta Nº 104, de 29 de maio de 2026</w:t>
+      </w:r>
+      <w:bookmarkStart w:id="0" w:name="_GoBack"/>
+      <w:bookmarkEnd w:id="0"/>
       <w:r>
         <w:rPr>
           <w:color w:val="000000"/>
         </w:rPr>
-        <w:t xml:space="preserve"> teve </w:t>
-      </w:r>
-      <w:r>
-        <w:t>sua autorização renovada par</w:t>
+        <w:t xml:space="preserve">, </w:t>
+      </w:r>
+      <w:r>
+        <w:t xml:space="preserve">pela </w:t>
       </w:r>
       <w:r>
         <w:rPr>
           <w:color w:val="000000"/>
         </w:rPr>
-        <w:t xml:space="preserve">a atuar como Fundação de Apoio à UFSM pela Portaria Conjunta Nº </w:t>
-      </w:r>
-      <w:r>
-        <w:t>141</w:t>
+        <w:t xml:space="preserve">Secretaria de Educação Superior do Ministério da Educação e da Secretaria </w:t>
+      </w:r>
+      <w:r>
+        <w:t xml:space="preserve">de Pesquisa e Formação Científica do Ministério da Ciência, Tecnologia e Inovações </w:t>
       </w:r>
       <w:r>
         <w:rPr>
           <w:color w:val="000000"/>
         </w:rPr>
-        <w:t xml:space="preserve">, de </w:t>
-      </w:r>
-      <w:r>
-        <w:t xml:space="preserve">18 </w:t>
-      </w:r>
-      <w:r>
-        <w:rPr>
-          <w:color w:val="000000"/>
-        </w:rPr>
-        <w:t>de</w:t>
-      </w:r>
-      <w:r>
-        <w:rPr>
-          <w:color w:val="000000"/>
-        </w:rPr>
-        <w:t xml:space="preserve"> novembro</w:t>
-      </w:r>
-      <w:r>
-        <w:t xml:space="preserve"> de 202</w:t>
-      </w:r>
-      <w:r>
-        <w:t>0</w:t>
-      </w:r>
-      <w:r>
-        <w:rPr>
-          <w:color w:val="000000"/>
-        </w:rPr>
-        <w:t xml:space="preserve">, </w:t>
-      </w:r>
-      <w:r>
-        <w:t xml:space="preserve">pela </w:t>
-      </w:r>
-      <w:r>
-        <w:rPr>
-          <w:color w:val="000000"/>
-        </w:rPr>
-        <w:t xml:space="preserve">Secretaria de Educação Superior do Ministério da </w:t>
-      </w:r>
-      <w:bookmarkStart w:id="0" w:name="_GoBack"/>
-      <w:r>
-        <w:rPr>
-          <w:color w:val="000000"/>
-        </w:rPr>
-        <w:t xml:space="preserve">Educação e da Secretaria </w:t>
-      </w:r>
-      <w:r>
-        <w:t xml:space="preserve">de Pesquisa e Formação Científica do Ministério da Ciência, Tecnologia e Inovações </w:t>
-      </w:r>
-      <w:r>
-        <w:rPr>
-          <w:color w:val="000000"/>
-        </w:rPr>
-        <w:t xml:space="preserve">e atende </w:t>
-      </w:r>
-      <w:bookmarkEnd w:id="0"/>
-      <w:r>
-        <w:rPr>
-          <w:color w:val="000000"/>
-        </w:rPr>
-        <w:t>aos requisitos de experiência nesse tipo de atividade, sistema de gestão adequado e idoneidade. Além disso, no momento, a UFSM não apresenta a infraestrutura necessária para a execução administrativa e financeira de projetos fomentados com arrecadação extra orçamentária.</w:t>
+        <w:t>e atende aos requisitos de experiência nesse tipo de atividade, sistema de gestão adequado e idoneidade. Além disso, no momento, a UFSM não apresenta a infraestrutura necessária para a execução administrativa e financeira de projetos fomentados com arrecadação extra orçamentária.</w:t>
       </w:r>
     </w:p>
     <w:p>
@@ -1306,63 +1238,57 @@
         </w:tabs>
         <w:spacing w:before="0"/>
         <w:ind w:firstLine="0"/>
-        <w:jc w:val="center"/>
+        <w:jc w:val="right"/>
         <w:rPr>
           <w:rFonts w:ascii="Times New Roman" w:hAnsi="Times New Roman"/>
           <w:sz w:val="20"/>
         </w:rPr>
       </w:pPr>
+      <w:proofErr w:type="gramStart"/>
       <w:r>
         <w:rPr>
           <w:rFonts w:ascii="Times New Roman" w:hAnsi="Times New Roman"/>
           <w:sz w:val="20"/>
         </w:rPr>
-        <w:t xml:space="preserve">                                                                                                                          </w:t>
-      </w:r>
+        <w:t xml:space="preserve">{{ </w:t>
+      </w:r>
+      <w:proofErr w:type="spellStart"/>
       <w:r>
         <w:rPr>
           <w:rFonts w:ascii="Times New Roman" w:hAnsi="Times New Roman"/>
           <w:sz w:val="20"/>
         </w:rPr>
-        <w:t>Assinatura</w:t>
-      </w:r>
-    </w:p>
-    <w:p>
-      <w:pPr>
-        <w:pStyle w:val="Recuodecorpodetexto2"/>
-        <w:tabs>
-          <w:tab w:val="clear" w:pos="0"/>
-        </w:tabs>
-        <w:spacing w:before="0"/>
-        <w:ind w:firstLine="0"/>
-        <w:jc w:val="right"/>
+        <w:t>diretor</w:t>
+      </w:r>
+      <w:proofErr w:type="gramEnd"/>
+      <w:r>
         <w:rPr>
           <w:rFonts w:ascii="Times New Roman" w:hAnsi="Times New Roman"/>
           <w:sz w:val="20"/>
         </w:rPr>
-      </w:pPr>
+        <w:t>_unidade</w:t>
+      </w:r>
+      <w:proofErr w:type="spellEnd"/>
       <w:r>
         <w:rPr>
           <w:rFonts w:ascii="Times New Roman" w:hAnsi="Times New Roman"/>
           <w:sz w:val="20"/>
         </w:rPr>
+        <w:t xml:space="preserve"> }} </w:t>
+      </w:r>
+      <w:r>
+        <w:rPr>
+          <w:rFonts w:ascii="Times New Roman" w:hAnsi="Times New Roman"/>
+          <w:sz w:val="20"/>
+        </w:rPr>
+        <w:br/>
+      </w:r>
+      <w:r>
+        <w:rPr>
+          <w:rFonts w:ascii="Times New Roman" w:hAnsi="Times New Roman"/>
+          <w:sz w:val="20"/>
+        </w:rPr>
         <w:t xml:space="preserve">{{ </w:t>
-      </w:r>
-      <w:proofErr w:type="spellStart"/>
-      <w:r>
-        <w:rPr>
-          <w:rFonts w:ascii="Times New Roman" w:hAnsi="Times New Roman"/>
-          <w:sz w:val="20"/>
-        </w:rPr>
-        <w:t>diretor_unidade</w:t>
-      </w:r>
-      <w:proofErr w:type="spellEnd"/>
-      <w:r>
-        <w:rPr>
-          <w:rFonts w:ascii="Times New Roman" w:hAnsi="Times New Roman"/>
-          <w:sz w:val="20"/>
-        </w:rPr>
-        <w:t xml:space="preserve"> }} {{ </w:t>
       </w:r>
       <w:proofErr w:type="spellStart"/>
       <w:r>

--- a/Modelos/AP/FAURGS/Memorando_contratacao_fundacao_FAURGS.docx
+++ b/Modelos/AP/FAURGS/Memorando_contratacao_fundacao_FAURGS.docx
@@ -564,8 +564,6 @@
         </w:rPr>
         <w:t>A FAURGS teve sua autorização renovada para atuar como Fundação de Apoio à UFSM pela Portaria Conjunta Nº 104, de 29 de maio de 2026</w:t>
       </w:r>
-      <w:bookmarkStart w:id="0" w:name="_GoBack"/>
-      <w:bookmarkEnd w:id="0"/>
       <w:r>
         <w:rPr>
           <w:color w:val="000000"/>
@@ -1244,12 +1242,18 @@
           <w:sz w:val="20"/>
         </w:rPr>
       </w:pPr>
-      <w:proofErr w:type="gramStart"/>
       <w:r>
         <w:rPr>
           <w:rFonts w:ascii="Times New Roman" w:hAnsi="Times New Roman"/>
           <w:sz w:val="20"/>
         </w:rPr>
+        <w:t xml:space="preserve">NOME: </w:t>
+      </w:r>
+      <w:r>
+        <w:rPr>
+          <w:rFonts w:ascii="Times New Roman" w:hAnsi="Times New Roman"/>
+          <w:sz w:val="20"/>
+        </w:rPr>
         <w:t xml:space="preserve">{{ </w:t>
       </w:r>
       <w:proofErr w:type="spellStart"/>
@@ -1258,31 +1262,32 @@
           <w:rFonts w:ascii="Times New Roman" w:hAnsi="Times New Roman"/>
           <w:sz w:val="20"/>
         </w:rPr>
-        <w:t>diretor</w:t>
-      </w:r>
-      <w:proofErr w:type="gramEnd"/>
+        <w:t>diretor_unidade</w:t>
+      </w:r>
+      <w:proofErr w:type="spellEnd"/>
       <w:r>
         <w:rPr>
           <w:rFonts w:ascii="Times New Roman" w:hAnsi="Times New Roman"/>
           <w:sz w:val="20"/>
         </w:rPr>
-        <w:t>_unidade</w:t>
-      </w:r>
-      <w:proofErr w:type="spellEnd"/>
+        <w:t xml:space="preserve"> }} </w:t>
+      </w:r>
       <w:r>
         <w:rPr>
           <w:rFonts w:ascii="Times New Roman" w:hAnsi="Times New Roman"/>
           <w:sz w:val="20"/>
         </w:rPr>
-        <w:t xml:space="preserve"> }} </w:t>
+        <w:br/>
       </w:r>
       <w:r>
         <w:rPr>
           <w:rFonts w:ascii="Times New Roman" w:hAnsi="Times New Roman"/>
           <w:sz w:val="20"/>
         </w:rPr>
-        <w:br/>
-      </w:r>
+        <w:t xml:space="preserve">SIAPE: </w:t>
+      </w:r>
+      <w:bookmarkStart w:id="0" w:name="_GoBack"/>
+      <w:bookmarkEnd w:id="0"/>
       <w:r>
         <w:rPr>
           <w:rFonts w:ascii="Times New Roman" w:hAnsi="Times New Roman"/>

--- a/Modelos/AP/FAURGS/Memorando_contratacao_fundacao_FAURGS.docx
+++ b/Modelos/AP/FAURGS/Memorando_contratacao_fundacao_FAURGS.docx
@@ -56,13 +56,8 @@
       </w:r>
     </w:p>
     <w:p>
-      <w:proofErr w:type="spellStart"/>
-      <w:r>
-        <w:t>Pró-reitoria</w:t>
-      </w:r>
-      <w:proofErr w:type="spellEnd"/>
-      <w:r>
-        <w:t xml:space="preserve"> de Inovação e Empreendedorismo,</w:t>
+      <w:r>
+        <w:t>Pró-reitoria de Inovação e Empreendedorismo,</w:t>
       </w:r>
     </w:p>
     <w:p>
@@ -205,13 +200,39 @@
         <w:rPr>
           <w:sz w:val="20"/>
         </w:rPr>
-        <w:t xml:space="preserve">ACORDO DE PARCERIA entre a UFSM e </w:t>
-      </w:r>
-      <w:r>
-        <w:rPr>
-          <w:sz w:val="20"/>
-        </w:rPr>
-        <w:t>{{ empresa }}</w:t>
+        <w:t>ACORDO DE PARCERIA entre a UFSM</w:t>
+      </w:r>
+      <w:r>
+        <w:rPr>
+          <w:sz w:val="20"/>
+        </w:rPr>
+        <w:t xml:space="preserve">{{ </w:t>
+      </w:r>
+      <w:proofErr w:type="spellStart"/>
+      <w:r>
+        <w:rPr>
+          <w:sz w:val="20"/>
+        </w:rPr>
+        <w:t>texto_</w:t>
+      </w:r>
+      <w:r>
+        <w:rPr>
+          <w:sz w:val="20"/>
+        </w:rPr>
+        <w:t>empresa</w:t>
+      </w:r>
+      <w:r>
+        <w:rPr>
+          <w:sz w:val="20"/>
+        </w:rPr>
+        <w:t>s</w:t>
+      </w:r>
+      <w:proofErr w:type="spellEnd"/>
+      <w:r>
+        <w:rPr>
+          <w:sz w:val="20"/>
+        </w:rPr>
+        <w:t xml:space="preserve"> }}</w:t>
       </w:r>
       <w:r>
         <w:rPr>
@@ -746,7 +767,21 @@
         <w:rPr>
           <w:sz w:val="20"/>
         </w:rPr>
-        <w:t>{{ fiscal }}</w:t>
+        <w:t xml:space="preserve">{{ </w:t>
+      </w:r>
+      <w:r>
+        <w:rPr>
+          <w:sz w:val="20"/>
+        </w:rPr>
+        <w:t>nome_</w:t>
+      </w:r>
+      <w:bookmarkStart w:id="0" w:name="_GoBack"/>
+      <w:bookmarkEnd w:id="0"/>
+      <w:r>
+        <w:rPr>
+          <w:sz w:val="20"/>
+        </w:rPr>
+        <w:t>fiscal }}</w:t>
       </w:r>
       <w:r>
         <w:rPr>
@@ -1286,8 +1321,6 @@
         </w:rPr>
         <w:t xml:space="preserve">SIAPE: </w:t>
       </w:r>
-      <w:bookmarkStart w:id="0" w:name="_GoBack"/>
-      <w:bookmarkEnd w:id="0"/>
       <w:r>
         <w:rPr>
           <w:rFonts w:ascii="Times New Roman" w:hAnsi="Times New Roman"/>
